--- a/submission/03_正式文档_WORD/02_生产级测试报告.docx
+++ b/submission/03_正式文档_WORD/02_生产级测试报告.docx
@@ -146,7 +146,7 @@
                 <w:b w:val="0"/>
                 <w:sz w:val="19"/>
               </w:rPr>
-              <w:t>https://quantinsight.cn</w:t>
+              <w:t>https://3blue1brownlab.cn</w:t>
             </w:r>
           </w:p>
         </w:tc>
@@ -268,7 +268,7 @@
                 <w:b w:val="0"/>
                 <w:sz w:val="19"/>
               </w:rPr>
-              <w:t>2026-07-07 19:04</w:t>
+              <w:t>2026-07-07 19:48</w:t>
             </w:r>
           </w:p>
         </w:tc>

--- a/submission/03_正式文档_WORD/02_生产级测试报告.docx
+++ b/submission/03_正式文档_WORD/02_生产级测试报告.docx
@@ -268,7 +268,49 @@
                 <w:b w:val="0"/>
                 <w:sz w:val="19"/>
               </w:rPr>
-              <w:t>2026-07-07 19:48</w:t>
+              <w:t>2026-07-07 23:28</w:t>
+            </w:r>
+          </w:p>
+        </w:tc>
+      </w:tr>
+      <w:tr>
+        <w:tc>
+          <w:tcPr>
+            <w:tcW w:type="dxa" w:w="2268"/>
+            <w:shd w:fill="E8F4FC"/>
+          </w:tcPr>
+          <w:p>
+            <w:pPr>
+              <w:jc w:val="left"/>
+            </w:pPr>
+            <w:r/>
+            <w:r>
+              <w:rPr>
+                <w:rFonts w:ascii="微软雅黑" w:hAnsi="微软雅黑" w:eastAsia="微软雅黑"/>
+                <w:b/>
+                <w:sz w:val="19"/>
+              </w:rPr>
+              <w:t>AFAC 平台项目</w:t>
+            </w:r>
+          </w:p>
+        </w:tc>
+        <w:tc>
+          <w:tcPr>
+            <w:tcW w:type="dxa" w:w="6803"/>
+            <w:shd w:fill="E8F4FC"/>
+          </w:tcPr>
+          <w:p>
+            <w:pPr>
+              <w:jc w:val="left"/>
+            </w:pPr>
+            <w:r/>
+            <w:r>
+              <w:rPr>
+                <w:rFonts w:ascii="微软雅黑" w:hAnsi="微软雅黑" w:eastAsia="微软雅黑"/>
+                <w:b w:val="0"/>
+                <w:sz w:val="19"/>
+              </w:rPr>
+              <w:t>20260110040 (https://afac.alipay.com/console/projects/20260110040)</w:t>
             </w:r>
           </w:p>
         </w:tc>
@@ -423,7 +465,7 @@
                 <w:b w:val="0"/>
                 <w:sz w:val="19"/>
               </w:rPr>
-              <w:t>7+</w:t>
+              <w:t>7</w:t>
             </w:r>
           </w:p>
         </w:tc>
@@ -503,7 +545,7 @@
                 <w:b w:val="0"/>
                 <w:sz w:val="19"/>
               </w:rPr>
-              <w:t>14+</w:t>
+              <w:t>14</w:t>
             </w:r>
           </w:p>
         </w:tc>
@@ -522,7 +564,7 @@
                 <w:b w:val="0"/>
                 <w:sz w:val="19"/>
               </w:rPr>
-              <w:t>14+</w:t>
+              <w:t>14</w:t>
             </w:r>
           </w:p>
         </w:tc>
@@ -563,7 +605,7 @@
                 <w:b/>
                 <w:sz w:val="19"/>
               </w:rPr>
-              <w:t>合计</w:t>
+              <w:t>pytest 合计</w:t>
             </w:r>
           </w:p>
         </w:tc>
@@ -623,13 +665,27 @@
                 <w:b w:val="0"/>
                 <w:sz w:val="19"/>
               </w:rPr>
-              <w:t>ALL PASSED</w:t>
+              <w:t>PASS</w:t>
             </w:r>
           </w:p>
         </w:tc>
       </w:tr>
     </w:tbl>
     <w:p/>
+    <w:p>
+      <w:pPr>
+        <w:spacing w:lineRule="auto" w:line="324" w:after="120"/>
+      </w:pPr>
+      <w:r>
+        <w:rPr>
+          <w:rFonts w:ascii="微软雅黑" w:hAnsi="微软雅黑" w:eastAsia="微软雅黑"/>
+          <w:sz w:val="21"/>
+        </w:rPr>
+        <w:t>pytest 输出摘要：.....................                                                    [100%]</w:t>
+        <w:br/>
+        <w:t>21 passed in 5.23s</w:t>
+      </w:r>
+    </w:p>
     <w:p>
       <w:pPr>
         <w:pStyle w:val="Heading1"/>
@@ -1167,6 +1223,59 @@
     <w:p/>
     <w:p>
       <w:pPr>
+        <w:jc w:val="center"/>
+      </w:pPr>
+      <w:r>
+        <w:drawing>
+          <wp:inline xmlns:a="http://schemas.openxmlformats.org/drawingml/2006/main" xmlns:pic="http://schemas.openxmlformats.org/drawingml/2006/picture">
+            <wp:extent cx="5400000" cy="2939126"/>
+            <wp:docPr id="1" name="Picture 1"/>
+            <wp:cNvGraphicFramePr>
+              <a:graphicFrameLocks noChangeAspect="1"/>
+            </wp:cNvGraphicFramePr>
+            <a:graphic>
+              <a:graphicData uri="http://schemas.openxmlformats.org/drawingml/2006/picture">
+                <pic:pic>
+                  <pic:nvPicPr>
+                    <pic:cNvPr id="0" name="chart_strategy_comparison.png"/>
+                    <pic:cNvPicPr/>
+                  </pic:nvPicPr>
+                  <pic:blipFill>
+                    <a:blip r:embed="rId9"/>
+                    <a:stretch>
+                      <a:fillRect/>
+                    </a:stretch>
+                  </pic:blipFill>
+                  <pic:spPr>
+                    <a:xfrm>
+                      <a:off x="0" y="0"/>
+                      <a:ext cx="5400000" cy="2939126"/>
+                    </a:xfrm>
+                    <a:prstGeom prst="rect"/>
+                  </pic:spPr>
+                </pic:pic>
+              </a:graphicData>
+            </a:graphic>
+          </wp:inline>
+        </w:drawing>
+      </w:r>
+    </w:p>
+    <w:p>
+      <w:pPr>
+        <w:jc w:val="center"/>
+      </w:pPr>
+      <w:r>
+        <w:rPr>
+          <w:rFonts w:ascii="微软雅黑" w:hAnsi="微软雅黑" w:eastAsia="微软雅黑"/>
+          <w:color w:val="666666"/>
+          <w:sz w:val="18"/>
+        </w:rPr>
+        <w:t>图1 HS300 五策略回测对比（T35 修正）</w:t>
+      </w:r>
+    </w:p>
+    <w:p/>
+    <w:p>
+      <w:pPr>
         <w:spacing w:lineRule="auto" w:line="324" w:after="120"/>
       </w:pPr>
       <w:r>

--- a/submission/03_正式文档_WORD/02_生产级测试报告.docx
+++ b/submission/03_正式文档_WORD/02_生产级测试报告.docx
@@ -38,7 +38,7 @@
           <w:color w:val="666666"/>
           <w:sz w:val="18"/>
         </w:rPr>
-        <w:t>项目编号 2026FINTECH-FINT-0093 · AFAC2026 初创组 · 2026年07月07日</w:t>
+        <w:t>项目编号 2026FINTECH-FINT-0093 · AFAC2026 初创组 · 2026年07月08日</w:t>
       </w:r>
     </w:p>
     <w:p/>
@@ -268,7 +268,7 @@
                 <w:b w:val="0"/>
                 <w:sz w:val="19"/>
               </w:rPr>
-              <w:t>2026-07-07 23:28</w:t>
+              <w:t>2026-07-08 11:58</w:t>
             </w:r>
           </w:p>
         </w:tc>
